--- a/Bischel_resume_AMS_format_2pp.docx
+++ b/Bischel_resume_AMS_format_2pp.docx
@@ -15,10 +15,10 @@
           <w:noProof/>
         </w:rPr>
         <w:drawing>
-          <wp:anchor distT="0" distB="0" distL="114300" distR="114300" simplePos="0" relativeHeight="251658240" behindDoc="0" locked="0" layoutInCell="1" allowOverlap="1" wp14:anchorId="4284D3CF" wp14:editId="7BDCE682">
+          <wp:anchor distT="0" distB="0" distL="114300" distR="114300" simplePos="0" relativeHeight="251658240" behindDoc="0" locked="0" layoutInCell="1" allowOverlap="1" wp14:anchorId="4284D3CF" wp14:editId="5F6149FD">
             <wp:simplePos x="0" y="0"/>
             <wp:positionH relativeFrom="column">
-              <wp:posOffset>5136515</wp:posOffset>
+              <wp:posOffset>5139055</wp:posOffset>
             </wp:positionH>
             <wp:positionV relativeFrom="paragraph">
               <wp:posOffset>0</wp:posOffset>
@@ -34,12 +34,12 @@
               <a:graphicData uri="http://schemas.openxmlformats.org/drawingml/2006/picture">
                 <pic:pic xmlns:pic="http://schemas.openxmlformats.org/drawingml/2006/picture">
                   <pic:nvPicPr>
-                    <pic:cNvPr id="0" name=""/>
+                    <pic:cNvPr id="1" name="Picture 1"/>
                     <pic:cNvPicPr>
                       <a:picLocks noChangeAspect="1" noChangeArrowheads="1"/>
                     </pic:cNvPicPr>
                   </pic:nvPicPr>
-                  <pic:blipFill rotWithShape="1">
+                  <pic:blipFill>
                     <a:blip r:embed="rId7" cstate="print">
                       <a:extLst>
                         <a:ext uri="{28A0092B-C50C-407E-A947-70E740481C1C}">
@@ -47,7 +47,7 @@
                         </a:ext>
                       </a:extLst>
                     </a:blip>
-                    <a:srcRect l="10646" t="15006"/>
+                    <a:srcRect l="628" r="628"/>
                     <a:stretch>
                       <a:fillRect/>
                     </a:stretch>
